--- a/paper/Assessment/Title_Page.docx
+++ b/paper/Assessment/Title_Page.docx
@@ -5,7 +5,6 @@
     <w:p>
       <w:pPr>
         <w:pStyle w:val="Heading1"/>
-        <w:jc w:val="center"/>
         <w:rPr>
           <w:rFonts w:asciiTheme="majorBidi" w:hAnsiTheme="majorBidi"/>
           <w:b/>
@@ -16,20 +15,6 @@
         </w:rPr>
       </w:pPr>
       <w:bookmarkStart w:id="0" w:name="title"/>
-    </w:p>
-    <w:p>
-      <w:pPr>
-        <w:pStyle w:val="Heading1"/>
-        <w:jc w:val="center"/>
-        <w:rPr>
-          <w:rFonts w:asciiTheme="majorBidi" w:hAnsiTheme="majorBidi"/>
-          <w:b/>
-          <w:bCs/>
-          <w:color w:val="auto"/>
-          <w:sz w:val="24"/>
-          <w:szCs w:val="24"/>
-        </w:rPr>
-      </w:pPr>
     </w:p>
     <w:p>
       <w:pPr>
@@ -1014,10 +999,164 @@
     <w:p>
       <w:pPr>
         <w:pStyle w:val="BodyText"/>
-        <w:rPr>
-          <w:rFonts w:asciiTheme="majorBidi" w:hAnsiTheme="majorBidi" w:cstheme="majorBidi"/>
-        </w:rPr>
-      </w:pPr>
+      </w:pPr>
+    </w:p>
+    <w:p>
+      <w:pPr>
+        <w:spacing w:after="0" w:line="480" w:lineRule="auto"/>
+        <w:jc w:val="center"/>
+        <w:rPr>
+          <w:b/>
+          <w:bCs/>
+        </w:rPr>
+      </w:pPr>
+      <w:r>
+        <w:rPr>
+          <w:b/>
+          <w:bCs/>
+        </w:rPr>
+        <w:t>Ethical Considerations</w:t>
+      </w:r>
+    </w:p>
+    <w:p>
+      <w:pPr>
+        <w:spacing w:after="0" w:line="480" w:lineRule="auto"/>
+      </w:pPr>
+      <w:r>
+        <w:t>This project involved a mega-analysis of secondary, pre-existing, open-access datasets; no new data collection took place, and ethical approval was therefore not required for this study.</w:t>
+      </w:r>
+    </w:p>
+    <w:p>
+      <w:pPr>
+        <w:spacing w:after="0" w:line="480" w:lineRule="auto"/>
+        <w:jc w:val="center"/>
+        <w:rPr>
+          <w:b/>
+          <w:bCs/>
+        </w:rPr>
+      </w:pPr>
+      <w:r>
+        <w:rPr>
+          <w:b/>
+          <w:bCs/>
+        </w:rPr>
+        <w:t>Consent to Participate</w:t>
+      </w:r>
+    </w:p>
+    <w:p>
+      <w:pPr>
+        <w:spacing w:after="0" w:line="480" w:lineRule="auto"/>
+      </w:pPr>
+      <w:r>
+        <w:t xml:space="preserve">Not applicable. </w:t>
+      </w:r>
+    </w:p>
+    <w:p>
+      <w:pPr>
+        <w:spacing w:after="0" w:line="480" w:lineRule="auto"/>
+        <w:jc w:val="center"/>
+        <w:rPr>
+          <w:b/>
+          <w:bCs/>
+        </w:rPr>
+      </w:pPr>
+      <w:r>
+        <w:rPr>
+          <w:b/>
+          <w:bCs/>
+        </w:rPr>
+        <w:t>Consent for Publication</w:t>
+      </w:r>
+    </w:p>
+    <w:p>
+      <w:pPr>
+        <w:spacing w:after="0" w:line="480" w:lineRule="auto"/>
+      </w:pPr>
+      <w:r>
+        <w:t>Not applicable. This manuscript reports only aggregate statistical results and does not include individual-level data, images, or identifiable information about any participant.</w:t>
+      </w:r>
+    </w:p>
+    <w:p>
+      <w:pPr>
+        <w:spacing w:after="0" w:line="480" w:lineRule="auto"/>
+        <w:jc w:val="center"/>
+        <w:rPr>
+          <w:b/>
+          <w:bCs/>
+        </w:rPr>
+      </w:pPr>
+      <w:r>
+        <w:rPr>
+          <w:b/>
+          <w:bCs/>
+        </w:rPr>
+        <w:t>Declaration of Conflicting Interests</w:t>
+      </w:r>
+    </w:p>
+    <w:p>
+      <w:pPr>
+        <w:spacing w:after="0" w:line="480" w:lineRule="auto"/>
+      </w:pPr>
+      <w:r>
+        <w:t>The authors declared no potential conflicts of interest with respect to the research, authorship, and/or publication of this article.</w:t>
+      </w:r>
+    </w:p>
+    <w:p>
+      <w:pPr>
+        <w:spacing w:after="0" w:line="480" w:lineRule="auto"/>
+        <w:jc w:val="center"/>
+        <w:rPr>
+          <w:b/>
+          <w:bCs/>
+        </w:rPr>
+      </w:pPr>
+      <w:r>
+        <w:rPr>
+          <w:b/>
+          <w:bCs/>
+        </w:rPr>
+        <w:t>Funding</w:t>
+      </w:r>
+    </w:p>
+    <w:p>
+      <w:pPr>
+        <w:spacing w:after="0" w:line="480" w:lineRule="auto"/>
+      </w:pPr>
+      <w:r>
+        <w:t>The authors received no financial support for the research, authorship, and/or publication of this article.</w:t>
+      </w:r>
+    </w:p>
+    <w:p>
+      <w:pPr>
+        <w:spacing w:after="0" w:line="480" w:lineRule="auto"/>
+        <w:jc w:val="center"/>
+        <w:rPr>
+          <w:b/>
+          <w:bCs/>
+        </w:rPr>
+      </w:pPr>
+      <w:r>
+        <w:rPr>
+          <w:b/>
+          <w:bCs/>
+        </w:rPr>
+        <w:t>Data Availability Statement</w:t>
+      </w:r>
+    </w:p>
+    <w:p>
+      <w:pPr>
+        <w:pStyle w:val="BodyText"/>
+        <w:ind w:firstLine="0"/>
+        <w:rPr>
+          <w:rFonts w:asciiTheme="majorBidi" w:hAnsiTheme="majorBidi" w:cstheme="majorBidi"/>
+        </w:rPr>
+      </w:pPr>
+      <w:r>
+        <w:rPr>
+          <w:lang w:val="en-GB"/>
+        </w:rPr>
+        <w:t>All materials, data and analysis scripts are openly available at [MASKED FOR REVIEW].</w:t>
+      </w:r>
     </w:p>
     <w:sectPr>
       <w:pgSz w:w="11906" w:h="16838"/>
@@ -2112,6 +2251,26 @@
     <w:uiPriority w:val="99"/>
     <w:rsid w:val="00C84B1C"/>
   </w:style>
+  <w:style w:type="character" w:customStyle="1" w:styleId="VerbatimChar">
+    <w:name w:val="Verbatim Char"/>
+    <w:basedOn w:val="DefaultParagraphFont"/>
+    <w:link w:val="SourceCode"/>
+    <w:rsid w:val="00B76DEE"/>
+    <w:rPr>
+      <w:shd w:val="clear" w:color="auto" w:fill="F1F3F5"/>
+    </w:rPr>
+  </w:style>
+  <w:style w:type="paragraph" w:customStyle="1" w:styleId="SourceCode">
+    <w:name w:val="Source Code"/>
+    <w:basedOn w:val="Normal"/>
+    <w:link w:val="VerbatimChar"/>
+    <w:rsid w:val="00B76DEE"/>
+    <w:pPr>
+      <w:shd w:val="clear" w:color="auto" w:fill="F1F3F5"/>
+      <w:wordWrap w:val="0"/>
+      <w:spacing w:after="0" w:line="240" w:lineRule="auto"/>
+    </w:pPr>
+  </w:style>
 </w:styles>
 </file>
 

--- a/paper/Assessment/Title_Page.docx
+++ b/paper/Assessment/Title_Page.docx
@@ -6,7 +6,7 @@
       <w:pPr>
         <w:pStyle w:val="Heading1"/>
         <w:rPr>
-          <w:rFonts w:asciiTheme="majorBidi" w:hAnsiTheme="majorBidi"/>
+          <w:rFonts w:ascii="Times New Roman" w:hAnsi="Times New Roman" w:cs="Times New Roman"/>
           <w:b/>
           <w:bCs/>
           <w:color w:val="auto"/>
@@ -21,7 +21,7 @@
         <w:pStyle w:val="Heading1"/>
         <w:jc w:val="center"/>
         <w:rPr>
-          <w:rFonts w:asciiTheme="majorBidi" w:hAnsiTheme="majorBidi"/>
+          <w:rFonts w:ascii="Times New Roman" w:hAnsi="Times New Roman" w:cs="Times New Roman"/>
           <w:b/>
           <w:bCs/>
           <w:color w:val="auto"/>
@@ -31,7 +31,7 @@
       </w:pPr>
       <w:r>
         <w:rPr>
-          <w:rFonts w:asciiTheme="majorBidi" w:hAnsiTheme="majorBidi"/>
+          <w:rFonts w:ascii="Times New Roman" w:hAnsi="Times New Roman" w:cs="Times New Roman"/>
           <w:b/>
           <w:bCs/>
           <w:color w:val="auto"/>
@@ -45,12 +45,12 @@
       <w:pPr>
         <w:pStyle w:val="Author"/>
         <w:rPr>
-          <w:rFonts w:asciiTheme="majorBidi" w:hAnsiTheme="majorBidi" w:cstheme="majorBidi"/>
-        </w:rPr>
-      </w:pPr>
-      <w:r>
-        <w:rPr>
-          <w:rFonts w:asciiTheme="majorBidi" w:hAnsiTheme="majorBidi" w:cstheme="majorBidi"/>
+          <w:rFonts w:ascii="Times New Roman" w:hAnsi="Times New Roman" w:cs="Times New Roman"/>
+        </w:rPr>
+      </w:pPr>
+      <w:r>
+        <w:rPr>
+          <w:rFonts w:ascii="Times New Roman" w:hAnsi="Times New Roman" w:cs="Times New Roman"/>
         </w:rPr>
         <w:t xml:space="preserve"> </w:t>
       </w:r>
@@ -59,83 +59,83 @@
       <w:pPr>
         <w:pStyle w:val="Author"/>
         <w:rPr>
-          <w:rFonts w:asciiTheme="majorBidi" w:hAnsiTheme="majorBidi" w:cstheme="majorBidi"/>
-        </w:rPr>
-      </w:pPr>
-      <w:r>
-        <w:rPr>
-          <w:rFonts w:asciiTheme="majorBidi" w:hAnsiTheme="majorBidi" w:cstheme="majorBidi"/>
+          <w:rFonts w:ascii="Times New Roman" w:hAnsi="Times New Roman" w:cs="Times New Roman"/>
+        </w:rPr>
+      </w:pPr>
+      <w:r>
+        <w:rPr>
+          <w:rFonts w:ascii="Times New Roman" w:hAnsi="Times New Roman" w:cs="Times New Roman"/>
         </w:rPr>
         <w:t>Ana Neves</w:t>
       </w:r>
       <w:r>
         <w:rPr>
-          <w:rFonts w:asciiTheme="majorBidi" w:hAnsiTheme="majorBidi" w:cstheme="majorBidi"/>
+          <w:rFonts w:ascii="Times New Roman" w:hAnsi="Times New Roman" w:cs="Times New Roman"/>
           <w:vertAlign w:val="superscript"/>
         </w:rPr>
         <w:t>1</w:t>
       </w:r>
       <w:r>
         <w:rPr>
-          <w:rFonts w:asciiTheme="majorBidi" w:hAnsiTheme="majorBidi" w:cstheme="majorBidi"/>
+          <w:rFonts w:ascii="Times New Roman" w:hAnsi="Times New Roman" w:cs="Times New Roman"/>
         </w:rPr>
         <w:t>, Magdalena Pfaff</w:t>
       </w:r>
       <w:r>
         <w:rPr>
-          <w:rFonts w:asciiTheme="majorBidi" w:hAnsiTheme="majorBidi" w:cstheme="majorBidi"/>
+          <w:rFonts w:ascii="Times New Roman" w:hAnsi="Times New Roman" w:cs="Times New Roman"/>
           <w:vertAlign w:val="superscript"/>
         </w:rPr>
         <w:t>1,2</w:t>
       </w:r>
       <w:r>
         <w:rPr>
-          <w:rFonts w:asciiTheme="majorBidi" w:hAnsiTheme="majorBidi" w:cstheme="majorBidi"/>
+          <w:rFonts w:ascii="Times New Roman" w:hAnsi="Times New Roman" w:cs="Times New Roman"/>
         </w:rPr>
         <w:t>, Robyn Scharte</w:t>
       </w:r>
       <w:r>
         <w:rPr>
-          <w:rFonts w:asciiTheme="majorBidi" w:hAnsiTheme="majorBidi" w:cstheme="majorBidi"/>
+          <w:rFonts w:ascii="Times New Roman" w:hAnsi="Times New Roman" w:cs="Times New Roman"/>
           <w:vertAlign w:val="superscript"/>
         </w:rPr>
         <w:t>1</w:t>
       </w:r>
       <w:r>
         <w:rPr>
-          <w:rFonts w:asciiTheme="majorBidi" w:hAnsiTheme="majorBidi" w:cstheme="majorBidi"/>
+          <w:rFonts w:ascii="Times New Roman" w:hAnsi="Times New Roman" w:cs="Times New Roman"/>
         </w:rPr>
         <w:t>, Raquel Nogueira-Arjona</w:t>
       </w:r>
       <w:r>
         <w:rPr>
-          <w:rFonts w:asciiTheme="majorBidi" w:hAnsiTheme="majorBidi" w:cstheme="majorBidi"/>
+          <w:rFonts w:ascii="Times New Roman" w:hAnsi="Times New Roman" w:cs="Times New Roman"/>
           <w:vertAlign w:val="superscript"/>
         </w:rPr>
         <w:t>1,3</w:t>
       </w:r>
       <w:r>
         <w:rPr>
-          <w:rFonts w:asciiTheme="majorBidi" w:hAnsiTheme="majorBidi" w:cstheme="majorBidi"/>
+          <w:rFonts w:ascii="Times New Roman" w:hAnsi="Times New Roman" w:cs="Times New Roman"/>
         </w:rPr>
         <w:t>, Giulia L. Poerio</w:t>
       </w:r>
       <w:r>
         <w:rPr>
-          <w:rFonts w:asciiTheme="majorBidi" w:hAnsiTheme="majorBidi" w:cstheme="majorBidi"/>
+          <w:rFonts w:ascii="Times New Roman" w:hAnsi="Times New Roman" w:cs="Times New Roman"/>
           <w:vertAlign w:val="superscript"/>
         </w:rPr>
         <w:t>1,4</w:t>
       </w:r>
       <w:r>
         <w:rPr>
-          <w:rFonts w:asciiTheme="majorBidi" w:hAnsiTheme="majorBidi" w:cstheme="majorBidi"/>
+          <w:rFonts w:ascii="Times New Roman" w:hAnsi="Times New Roman" w:cs="Times New Roman"/>
         </w:rPr>
         <w:t>, and Dominique Makowski</w:t>
       </w:r>
       <w:r>
         <w:rPr>
-          <w:rFonts w:asciiTheme="majorBidi" w:hAnsiTheme="majorBidi" w:cstheme="majorBidi"/>
+          <w:rFonts w:ascii="Times New Roman" w:hAnsi="Times New Roman" w:cs="Times New Roman"/>
           <w:vertAlign w:val="superscript"/>
         </w:rPr>
         <w:t>1,4</w:t>
@@ -145,19 +145,19 @@
       <w:pPr>
         <w:pStyle w:val="Author"/>
         <w:rPr>
-          <w:rFonts w:asciiTheme="majorBidi" w:hAnsiTheme="majorBidi" w:cstheme="majorBidi"/>
-        </w:rPr>
-      </w:pPr>
-      <w:r>
-        <w:rPr>
-          <w:rFonts w:asciiTheme="majorBidi" w:hAnsiTheme="majorBidi" w:cstheme="majorBidi"/>
+          <w:rFonts w:ascii="Times New Roman" w:hAnsi="Times New Roman" w:cs="Times New Roman"/>
+        </w:rPr>
+      </w:pPr>
+      <w:r>
+        <w:rPr>
+          <w:rFonts w:ascii="Times New Roman" w:hAnsi="Times New Roman" w:cs="Times New Roman"/>
           <w:vertAlign w:val="superscript"/>
         </w:rPr>
         <w:t>1</w:t>
       </w:r>
       <w:r>
         <w:rPr>
-          <w:rFonts w:asciiTheme="majorBidi" w:hAnsiTheme="majorBidi" w:cstheme="majorBidi"/>
+          <w:rFonts w:ascii="Times New Roman" w:hAnsi="Times New Roman" w:cs="Times New Roman"/>
         </w:rPr>
         <w:t>School of Psychology, University of Sussex</w:t>
       </w:r>
@@ -166,19 +166,19 @@
       <w:pPr>
         <w:pStyle w:val="Author"/>
         <w:rPr>
-          <w:rFonts w:asciiTheme="majorBidi" w:hAnsiTheme="majorBidi" w:cstheme="majorBidi"/>
-        </w:rPr>
-      </w:pPr>
-      <w:r>
-        <w:rPr>
-          <w:rFonts w:asciiTheme="majorBidi" w:hAnsiTheme="majorBidi" w:cstheme="majorBidi"/>
+          <w:rFonts w:ascii="Times New Roman" w:hAnsi="Times New Roman" w:cs="Times New Roman"/>
+        </w:rPr>
+      </w:pPr>
+      <w:r>
+        <w:rPr>
+          <w:rFonts w:ascii="Times New Roman" w:hAnsi="Times New Roman" w:cs="Times New Roman"/>
           <w:vertAlign w:val="superscript"/>
         </w:rPr>
         <w:t>2</w:t>
       </w:r>
       <w:r>
         <w:rPr>
-          <w:rFonts w:asciiTheme="majorBidi" w:hAnsiTheme="majorBidi" w:cstheme="majorBidi"/>
+          <w:rFonts w:ascii="Times New Roman" w:hAnsi="Times New Roman" w:cs="Times New Roman"/>
         </w:rPr>
         <w:t>Brighton and Sussex Medical School, University of Sussex</w:t>
       </w:r>
@@ -187,19 +187,19 @@
       <w:pPr>
         <w:pStyle w:val="Author"/>
         <w:rPr>
-          <w:rFonts w:asciiTheme="majorBidi" w:hAnsiTheme="majorBidi" w:cstheme="majorBidi"/>
-        </w:rPr>
-      </w:pPr>
-      <w:r>
-        <w:rPr>
-          <w:rFonts w:asciiTheme="majorBidi" w:hAnsiTheme="majorBidi" w:cstheme="majorBidi"/>
+          <w:rFonts w:ascii="Times New Roman" w:hAnsi="Times New Roman" w:cs="Times New Roman"/>
+        </w:rPr>
+      </w:pPr>
+      <w:r>
+        <w:rPr>
+          <w:rFonts w:ascii="Times New Roman" w:hAnsi="Times New Roman" w:cs="Times New Roman"/>
           <w:vertAlign w:val="superscript"/>
         </w:rPr>
         <w:t>3</w:t>
       </w:r>
       <w:r>
         <w:rPr>
-          <w:rFonts w:asciiTheme="majorBidi" w:hAnsiTheme="majorBidi" w:cstheme="majorBidi"/>
+          <w:rFonts w:ascii="Times New Roman" w:hAnsi="Times New Roman" w:cs="Times New Roman"/>
         </w:rPr>
         <w:t>Sussex Addictions Research and Intervention Centre, University of Sussex</w:t>
       </w:r>
@@ -208,19 +208,19 @@
       <w:pPr>
         <w:pStyle w:val="Author"/>
         <w:rPr>
-          <w:rFonts w:asciiTheme="majorBidi" w:hAnsiTheme="majorBidi" w:cstheme="majorBidi"/>
-        </w:rPr>
-      </w:pPr>
-      <w:r>
-        <w:rPr>
-          <w:rFonts w:asciiTheme="majorBidi" w:hAnsiTheme="majorBidi" w:cstheme="majorBidi"/>
+          <w:rFonts w:ascii="Times New Roman" w:hAnsi="Times New Roman" w:cs="Times New Roman"/>
+        </w:rPr>
+      </w:pPr>
+      <w:r>
+        <w:rPr>
+          <w:rFonts w:ascii="Times New Roman" w:hAnsi="Times New Roman" w:cs="Times New Roman"/>
           <w:vertAlign w:val="superscript"/>
         </w:rPr>
         <w:t>4</w:t>
       </w:r>
       <w:r>
         <w:rPr>
-          <w:rFonts w:asciiTheme="majorBidi" w:hAnsiTheme="majorBidi" w:cstheme="majorBidi"/>
+          <w:rFonts w:ascii="Times New Roman" w:hAnsi="Times New Roman" w:cs="Times New Roman"/>
         </w:rPr>
         <w:t>Sussex Centre for Consciousness Science, University of Sussex</w:t>
       </w:r>
@@ -228,6 +228,9 @@
     <w:p>
       <w:pPr>
         <w:pStyle w:val="BodyText"/>
+        <w:rPr>
+          <w:rFonts w:ascii="Times New Roman" w:hAnsi="Times New Roman" w:cs="Times New Roman"/>
+        </w:rPr>
       </w:pPr>
     </w:p>
     <w:bookmarkEnd w:id="0"/>
@@ -236,7 +239,7 @@
         <w:pStyle w:val="Heading1"/>
         <w:jc w:val="center"/>
         <w:rPr>
-          <w:rFonts w:asciiTheme="majorBidi" w:hAnsiTheme="majorBidi"/>
+          <w:rFonts w:ascii="Times New Roman" w:hAnsi="Times New Roman" w:cs="Times New Roman"/>
           <w:b/>
           <w:bCs/>
           <w:color w:val="auto"/>
@@ -246,7 +249,7 @@
       </w:pPr>
       <w:r>
         <w:rPr>
-          <w:rFonts w:asciiTheme="majorBidi" w:hAnsiTheme="majorBidi"/>
+          <w:rFonts w:ascii="Times New Roman" w:hAnsi="Times New Roman" w:cs="Times New Roman"/>
           <w:b/>
           <w:bCs/>
           <w:color w:val="auto"/>
@@ -260,18 +263,18 @@
       <w:pPr>
         <w:pStyle w:val="FirstParagraph"/>
         <w:rPr>
-          <w:rFonts w:asciiTheme="majorBidi" w:hAnsiTheme="majorBidi" w:cstheme="majorBidi"/>
-        </w:rPr>
-      </w:pPr>
-      <w:r>
-        <w:rPr>
-          <w:rFonts w:asciiTheme="majorBidi" w:hAnsiTheme="majorBidi" w:cstheme="majorBidi"/>
+          <w:rFonts w:ascii="Times New Roman" w:hAnsi="Times New Roman" w:cs="Times New Roman"/>
+        </w:rPr>
+      </w:pPr>
+      <w:r>
+        <w:rPr>
+          <w:rFonts w:ascii="Times New Roman" w:hAnsi="Times New Roman" w:cs="Times New Roman"/>
         </w:rPr>
         <w:t xml:space="preserve">Ana Neves </w:t>
       </w:r>
       <w:r>
         <w:rPr>
-          <w:rFonts w:asciiTheme="majorBidi" w:hAnsiTheme="majorBidi" w:cstheme="majorBidi"/>
+          <w:rFonts w:ascii="Times New Roman" w:hAnsi="Times New Roman" w:cs="Times New Roman"/>
           <w:noProof/>
         </w:rPr>
         <w:drawing>
@@ -327,7 +330,7 @@
       </w:r>
       <w:r>
         <w:rPr>
-          <w:rFonts w:asciiTheme="majorBidi" w:hAnsiTheme="majorBidi" w:cstheme="majorBidi"/>
+          <w:rFonts w:ascii="Times New Roman" w:hAnsi="Times New Roman" w:cs="Times New Roman"/>
         </w:rPr>
         <w:t xml:space="preserve"> </w:t>
       </w:r>
@@ -335,7 +338,7 @@
         <w:r>
           <w:rPr>
             <w:rStyle w:val="Hyperlink"/>
-            <w:rFonts w:asciiTheme="majorBidi" w:hAnsiTheme="majorBidi" w:cstheme="majorBidi"/>
+            <w:rFonts w:ascii="Times New Roman" w:hAnsi="Times New Roman" w:cs="Times New Roman"/>
             <w:color w:val="auto"/>
           </w:rPr>
           <w:t>https://orcid.org/0009-0006-0020-7599</w:t>
@@ -346,20 +349,20 @@
       <w:pPr>
         <w:pStyle w:val="BodyText"/>
         <w:rPr>
-          <w:rFonts w:asciiTheme="majorBidi" w:hAnsiTheme="majorBidi" w:cstheme="majorBidi"/>
+          <w:rFonts w:ascii="Times New Roman" w:hAnsi="Times New Roman" w:cs="Times New Roman"/>
           <w:lang w:val="it-IT"/>
         </w:rPr>
       </w:pPr>
       <w:r>
         <w:rPr>
-          <w:rFonts w:asciiTheme="majorBidi" w:hAnsiTheme="majorBidi" w:cstheme="majorBidi"/>
+          <w:rFonts w:ascii="Times New Roman" w:hAnsi="Times New Roman" w:cs="Times New Roman"/>
           <w:lang w:val="it-IT"/>
         </w:rPr>
         <w:t xml:space="preserve">Magdalena Pfaff </w:t>
       </w:r>
       <w:r>
         <w:rPr>
-          <w:rFonts w:asciiTheme="majorBidi" w:hAnsiTheme="majorBidi" w:cstheme="majorBidi"/>
+          <w:rFonts w:ascii="Times New Roman" w:hAnsi="Times New Roman" w:cs="Times New Roman"/>
           <w:noProof/>
         </w:rPr>
         <w:drawing>
@@ -415,7 +418,7 @@
       </w:r>
       <w:r>
         <w:rPr>
-          <w:rFonts w:asciiTheme="majorBidi" w:hAnsiTheme="majorBidi" w:cstheme="majorBidi"/>
+          <w:rFonts w:ascii="Times New Roman" w:hAnsi="Times New Roman" w:cs="Times New Roman"/>
           <w:lang w:val="it-IT"/>
         </w:rPr>
         <w:t xml:space="preserve"> </w:t>
@@ -424,7 +427,7 @@
         <w:r>
           <w:rPr>
             <w:rStyle w:val="Hyperlink"/>
-            <w:rFonts w:asciiTheme="majorBidi" w:hAnsiTheme="majorBidi" w:cstheme="majorBidi"/>
+            <w:rFonts w:ascii="Times New Roman" w:hAnsi="Times New Roman" w:cs="Times New Roman"/>
             <w:color w:val="auto"/>
             <w:lang w:val="it-IT"/>
           </w:rPr>
@@ -436,20 +439,20 @@
       <w:pPr>
         <w:pStyle w:val="BodyText"/>
         <w:rPr>
-          <w:rFonts w:asciiTheme="majorBidi" w:hAnsiTheme="majorBidi" w:cstheme="majorBidi"/>
+          <w:rFonts w:ascii="Times New Roman" w:hAnsi="Times New Roman" w:cs="Times New Roman"/>
           <w:lang w:val="de-DE"/>
         </w:rPr>
       </w:pPr>
       <w:r>
         <w:rPr>
-          <w:rFonts w:asciiTheme="majorBidi" w:hAnsiTheme="majorBidi" w:cstheme="majorBidi"/>
+          <w:rFonts w:ascii="Times New Roman" w:hAnsi="Times New Roman" w:cs="Times New Roman"/>
           <w:lang w:val="de-DE"/>
         </w:rPr>
         <w:t xml:space="preserve">Robyn Scharte </w:t>
       </w:r>
       <w:r>
         <w:rPr>
-          <w:rFonts w:asciiTheme="majorBidi" w:hAnsiTheme="majorBidi" w:cstheme="majorBidi"/>
+          <w:rFonts w:ascii="Times New Roman" w:hAnsi="Times New Roman" w:cs="Times New Roman"/>
           <w:noProof/>
         </w:rPr>
         <w:drawing>
@@ -505,7 +508,7 @@
       </w:r>
       <w:r>
         <w:rPr>
-          <w:rFonts w:asciiTheme="majorBidi" w:hAnsiTheme="majorBidi" w:cstheme="majorBidi"/>
+          <w:rFonts w:ascii="Times New Roman" w:hAnsi="Times New Roman" w:cs="Times New Roman"/>
           <w:lang w:val="de-DE"/>
         </w:rPr>
         <w:t xml:space="preserve"> </w:t>
@@ -514,7 +517,7 @@
         <w:r>
           <w:rPr>
             <w:rStyle w:val="Hyperlink"/>
-            <w:rFonts w:asciiTheme="majorBidi" w:hAnsiTheme="majorBidi" w:cstheme="majorBidi"/>
+            <w:rFonts w:ascii="Times New Roman" w:hAnsi="Times New Roman" w:cs="Times New Roman"/>
             <w:color w:val="auto"/>
             <w:lang w:val="de-DE"/>
           </w:rPr>
@@ -526,18 +529,18 @@
       <w:pPr>
         <w:pStyle w:val="BodyText"/>
         <w:rPr>
-          <w:rFonts w:asciiTheme="majorBidi" w:hAnsiTheme="majorBidi" w:cstheme="majorBidi"/>
-        </w:rPr>
-      </w:pPr>
-      <w:r>
-        <w:rPr>
-          <w:rFonts w:asciiTheme="majorBidi" w:hAnsiTheme="majorBidi" w:cstheme="majorBidi"/>
+          <w:rFonts w:ascii="Times New Roman" w:hAnsi="Times New Roman" w:cs="Times New Roman"/>
+        </w:rPr>
+      </w:pPr>
+      <w:r>
+        <w:rPr>
+          <w:rFonts w:ascii="Times New Roman" w:hAnsi="Times New Roman" w:cs="Times New Roman"/>
         </w:rPr>
         <w:t xml:space="preserve">Raquel Nogueira-Arjona </w:t>
       </w:r>
       <w:r>
         <w:rPr>
-          <w:rFonts w:asciiTheme="majorBidi" w:hAnsiTheme="majorBidi" w:cstheme="majorBidi"/>
+          <w:rFonts w:ascii="Times New Roman" w:hAnsi="Times New Roman" w:cs="Times New Roman"/>
           <w:noProof/>
         </w:rPr>
         <w:drawing>
@@ -593,7 +596,7 @@
       </w:r>
       <w:r>
         <w:rPr>
-          <w:rFonts w:asciiTheme="majorBidi" w:hAnsiTheme="majorBidi" w:cstheme="majorBidi"/>
+          <w:rFonts w:ascii="Times New Roman" w:hAnsi="Times New Roman" w:cs="Times New Roman"/>
         </w:rPr>
         <w:t xml:space="preserve"> </w:t>
       </w:r>
@@ -601,7 +604,7 @@
         <w:r>
           <w:rPr>
             <w:rStyle w:val="Hyperlink"/>
-            <w:rFonts w:asciiTheme="majorBidi" w:hAnsiTheme="majorBidi" w:cstheme="majorBidi"/>
+            <w:rFonts w:ascii="Times New Roman" w:hAnsi="Times New Roman" w:cs="Times New Roman"/>
             <w:color w:val="auto"/>
           </w:rPr>
           <w:t>https://orcid.org/0000-0002-5998-701X</w:t>
@@ -612,18 +615,18 @@
       <w:pPr>
         <w:pStyle w:val="BodyText"/>
         <w:rPr>
-          <w:rFonts w:asciiTheme="majorBidi" w:hAnsiTheme="majorBidi" w:cstheme="majorBidi"/>
-        </w:rPr>
-      </w:pPr>
-      <w:r>
-        <w:rPr>
-          <w:rFonts w:asciiTheme="majorBidi" w:hAnsiTheme="majorBidi" w:cstheme="majorBidi"/>
+          <w:rFonts w:ascii="Times New Roman" w:hAnsi="Times New Roman" w:cs="Times New Roman"/>
+        </w:rPr>
+      </w:pPr>
+      <w:r>
+        <w:rPr>
+          <w:rFonts w:ascii="Times New Roman" w:hAnsi="Times New Roman" w:cs="Times New Roman"/>
         </w:rPr>
         <w:t xml:space="preserve">Giulia L. Poerio </w:t>
       </w:r>
       <w:r>
         <w:rPr>
-          <w:rFonts w:asciiTheme="majorBidi" w:hAnsiTheme="majorBidi" w:cstheme="majorBidi"/>
+          <w:rFonts w:ascii="Times New Roman" w:hAnsi="Times New Roman" w:cs="Times New Roman"/>
           <w:noProof/>
         </w:rPr>
         <w:drawing>
@@ -679,7 +682,7 @@
       </w:r>
       <w:r>
         <w:rPr>
-          <w:rFonts w:asciiTheme="majorBidi" w:hAnsiTheme="majorBidi" w:cstheme="majorBidi"/>
+          <w:rFonts w:ascii="Times New Roman" w:hAnsi="Times New Roman" w:cs="Times New Roman"/>
         </w:rPr>
         <w:t xml:space="preserve"> </w:t>
       </w:r>
@@ -687,7 +690,7 @@
         <w:r>
           <w:rPr>
             <w:rStyle w:val="Hyperlink"/>
-            <w:rFonts w:asciiTheme="majorBidi" w:hAnsiTheme="majorBidi" w:cstheme="majorBidi"/>
+            <w:rFonts w:ascii="Times New Roman" w:hAnsi="Times New Roman" w:cs="Times New Roman"/>
             <w:color w:val="auto"/>
           </w:rPr>
           <w:t>https://orcid.org/0000-0002-2343-5109</w:t>
@@ -698,19 +701,19 @@
       <w:pPr>
         <w:pStyle w:val="BodyText"/>
         <w:rPr>
-          <w:rFonts w:asciiTheme="majorBidi" w:hAnsiTheme="majorBidi" w:cstheme="majorBidi"/>
-        </w:rPr>
-      </w:pPr>
-      <w:r>
-        <w:rPr>
-          <w:rFonts w:asciiTheme="majorBidi" w:hAnsiTheme="majorBidi" w:cstheme="majorBidi"/>
+          <w:rFonts w:ascii="Times New Roman" w:hAnsi="Times New Roman" w:cs="Times New Roman"/>
+        </w:rPr>
+      </w:pPr>
+      <w:r>
+        <w:rPr>
+          <w:rFonts w:ascii="Times New Roman" w:hAnsi="Times New Roman" w:cs="Times New Roman"/>
         </w:rPr>
         <w:t xml:space="preserve">Dominique Makowski </w:t>
       </w:r>
       <w:bookmarkStart w:id="1" w:name="orchid"/>
       <w:r>
         <w:rPr>
-          <w:rFonts w:asciiTheme="majorBidi" w:hAnsiTheme="majorBidi" w:cstheme="majorBidi"/>
+          <w:rFonts w:ascii="Times New Roman" w:hAnsi="Times New Roman" w:cs="Times New Roman"/>
           <w:noProof/>
         </w:rPr>
         <w:drawing>
@@ -767,7 +770,7 @@
       <w:bookmarkEnd w:id="1"/>
       <w:r>
         <w:rPr>
-          <w:rFonts w:asciiTheme="majorBidi" w:hAnsiTheme="majorBidi" w:cstheme="majorBidi"/>
+          <w:rFonts w:ascii="Times New Roman" w:hAnsi="Times New Roman" w:cs="Times New Roman"/>
         </w:rPr>
         <w:t xml:space="preserve"> </w:t>
       </w:r>
@@ -775,7 +778,7 @@
         <w:r>
           <w:rPr>
             <w:rStyle w:val="Hyperlink"/>
-            <w:rFonts w:asciiTheme="majorBidi" w:hAnsiTheme="majorBidi" w:cstheme="majorBidi"/>
+            <w:rFonts w:ascii="Times New Roman" w:hAnsi="Times New Roman" w:cs="Times New Roman"/>
             <w:color w:val="auto"/>
           </w:rPr>
           <w:t>https://orcid.org/0000-0001-5375-9967</w:t>
@@ -786,32 +789,32 @@
       <w:pPr>
         <w:pStyle w:val="BodyText"/>
         <w:rPr>
-          <w:rFonts w:asciiTheme="majorBidi" w:hAnsiTheme="majorBidi" w:cstheme="majorBidi"/>
-        </w:rPr>
-      </w:pPr>
-      <w:r>
-        <w:rPr>
-          <w:rFonts w:asciiTheme="majorBidi" w:hAnsiTheme="majorBidi" w:cstheme="majorBidi"/>
+          <w:rFonts w:ascii="Times New Roman" w:hAnsi="Times New Roman" w:cs="Times New Roman"/>
+        </w:rPr>
+      </w:pPr>
+      <w:r>
+        <w:rPr>
+          <w:rFonts w:ascii="Times New Roman" w:hAnsi="Times New Roman" w:cs="Times New Roman"/>
         </w:rPr>
         <w:t>Author roles were classified using the Contributor Role Taxonomy (</w:t>
       </w:r>
       <w:proofErr w:type="spellStart"/>
       <w:r>
         <w:rPr>
-          <w:rFonts w:asciiTheme="majorBidi" w:hAnsiTheme="majorBidi" w:cstheme="majorBidi"/>
+          <w:rFonts w:ascii="Times New Roman" w:hAnsi="Times New Roman" w:cs="Times New Roman"/>
         </w:rPr>
         <w:t>CRediT</w:t>
       </w:r>
       <w:proofErr w:type="spellEnd"/>
       <w:r>
         <w:rPr>
-          <w:rFonts w:asciiTheme="majorBidi" w:hAnsiTheme="majorBidi" w:cstheme="majorBidi"/>
+          <w:rFonts w:ascii="Times New Roman" w:hAnsi="Times New Roman" w:cs="Times New Roman"/>
         </w:rPr>
         <w:t xml:space="preserve">; https://credit.niso.org/) as follows: </w:t>
       </w:r>
       <w:r>
         <w:rPr>
-          <w:rFonts w:asciiTheme="majorBidi" w:hAnsiTheme="majorBidi" w:cstheme="majorBidi"/>
+          <w:rFonts w:ascii="Times New Roman" w:hAnsi="Times New Roman" w:cs="Times New Roman"/>
           <w:i/>
           <w:iCs/>
         </w:rPr>
@@ -819,7 +822,7 @@
       </w:r>
       <w:r>
         <w:rPr>
-          <w:rFonts w:asciiTheme="majorBidi" w:hAnsiTheme="majorBidi" w:cstheme="majorBidi"/>
+          <w:rFonts w:ascii="Times New Roman" w:hAnsi="Times New Roman" w:cs="Times New Roman"/>
           <w:b/>
           <w:bCs/>
         </w:rPr>
@@ -827,13 +830,13 @@
       </w:r>
       <w:r>
         <w:rPr>
-          <w:rFonts w:asciiTheme="majorBidi" w:hAnsiTheme="majorBidi" w:cstheme="majorBidi"/>
+          <w:rFonts w:ascii="Times New Roman" w:hAnsi="Times New Roman" w:cs="Times New Roman"/>
         </w:rPr>
         <w:t xml:space="preserve">data curation, formal analysis, investigation, visualization, writing – original draft, and writing – review &amp; editing. </w:t>
       </w:r>
       <w:r>
         <w:rPr>
-          <w:rFonts w:asciiTheme="majorBidi" w:hAnsiTheme="majorBidi" w:cstheme="majorBidi"/>
+          <w:rFonts w:ascii="Times New Roman" w:hAnsi="Times New Roman" w:cs="Times New Roman"/>
           <w:i/>
           <w:iCs/>
         </w:rPr>
@@ -841,7 +844,7 @@
       </w:r>
       <w:r>
         <w:rPr>
-          <w:rFonts w:asciiTheme="majorBidi" w:hAnsiTheme="majorBidi" w:cstheme="majorBidi"/>
+          <w:rFonts w:ascii="Times New Roman" w:hAnsi="Times New Roman" w:cs="Times New Roman"/>
           <w:b/>
           <w:bCs/>
         </w:rPr>
@@ -849,13 +852,13 @@
       </w:r>
       <w:r>
         <w:rPr>
-          <w:rFonts w:asciiTheme="majorBidi" w:hAnsiTheme="majorBidi" w:cstheme="majorBidi"/>
+          <w:rFonts w:ascii="Times New Roman" w:hAnsi="Times New Roman" w:cs="Times New Roman"/>
         </w:rPr>
         <w:t xml:space="preserve">data curation and writing – original draft. </w:t>
       </w:r>
       <w:r>
         <w:rPr>
-          <w:rFonts w:asciiTheme="majorBidi" w:hAnsiTheme="majorBidi" w:cstheme="majorBidi"/>
+          <w:rFonts w:ascii="Times New Roman" w:hAnsi="Times New Roman" w:cs="Times New Roman"/>
           <w:i/>
           <w:iCs/>
         </w:rPr>
@@ -863,7 +866,7 @@
       </w:r>
       <w:r>
         <w:rPr>
-          <w:rFonts w:asciiTheme="majorBidi" w:hAnsiTheme="majorBidi" w:cstheme="majorBidi"/>
+          <w:rFonts w:ascii="Times New Roman" w:hAnsi="Times New Roman" w:cs="Times New Roman"/>
           <w:b/>
           <w:bCs/>
         </w:rPr>
@@ -871,13 +874,13 @@
       </w:r>
       <w:r>
         <w:rPr>
-          <w:rFonts w:asciiTheme="majorBidi" w:hAnsiTheme="majorBidi" w:cstheme="majorBidi"/>
+          <w:rFonts w:ascii="Times New Roman" w:hAnsi="Times New Roman" w:cs="Times New Roman"/>
         </w:rPr>
         <w:t xml:space="preserve">writing – review &amp; editing. </w:t>
       </w:r>
       <w:r>
         <w:rPr>
-          <w:rFonts w:asciiTheme="majorBidi" w:hAnsiTheme="majorBidi" w:cstheme="majorBidi"/>
+          <w:rFonts w:ascii="Times New Roman" w:hAnsi="Times New Roman" w:cs="Times New Roman"/>
           <w:i/>
           <w:iCs/>
         </w:rPr>
@@ -885,7 +888,7 @@
       </w:r>
       <w:r>
         <w:rPr>
-          <w:rFonts w:asciiTheme="majorBidi" w:hAnsiTheme="majorBidi" w:cstheme="majorBidi"/>
+          <w:rFonts w:ascii="Times New Roman" w:hAnsi="Times New Roman" w:cs="Times New Roman"/>
           <w:b/>
           <w:bCs/>
         </w:rPr>
@@ -893,13 +896,13 @@
       </w:r>
       <w:r>
         <w:rPr>
-          <w:rFonts w:asciiTheme="majorBidi" w:hAnsiTheme="majorBidi" w:cstheme="majorBidi"/>
+          <w:rFonts w:ascii="Times New Roman" w:hAnsi="Times New Roman" w:cs="Times New Roman"/>
         </w:rPr>
         <w:t xml:space="preserve">writing – review &amp; editing. </w:t>
       </w:r>
       <w:r>
         <w:rPr>
-          <w:rFonts w:asciiTheme="majorBidi" w:hAnsiTheme="majorBidi" w:cstheme="majorBidi"/>
+          <w:rFonts w:ascii="Times New Roman" w:hAnsi="Times New Roman" w:cs="Times New Roman"/>
           <w:i/>
           <w:iCs/>
         </w:rPr>
@@ -907,7 +910,7 @@
       </w:r>
       <w:r>
         <w:rPr>
-          <w:rFonts w:asciiTheme="majorBidi" w:hAnsiTheme="majorBidi" w:cstheme="majorBidi"/>
+          <w:rFonts w:ascii="Times New Roman" w:hAnsi="Times New Roman" w:cs="Times New Roman"/>
           <w:b/>
           <w:bCs/>
         </w:rPr>
@@ -915,13 +918,13 @@
       </w:r>
       <w:r>
         <w:rPr>
-          <w:rFonts w:asciiTheme="majorBidi" w:hAnsiTheme="majorBidi" w:cstheme="majorBidi"/>
+          <w:rFonts w:ascii="Times New Roman" w:hAnsi="Times New Roman" w:cs="Times New Roman"/>
         </w:rPr>
         <w:t xml:space="preserve">writing – review &amp; editing. </w:t>
       </w:r>
       <w:r>
         <w:rPr>
-          <w:rFonts w:asciiTheme="majorBidi" w:hAnsiTheme="majorBidi" w:cstheme="majorBidi"/>
+          <w:rFonts w:ascii="Times New Roman" w:hAnsi="Times New Roman" w:cs="Times New Roman"/>
           <w:i/>
           <w:iCs/>
         </w:rPr>
@@ -929,7 +932,7 @@
       </w:r>
       <w:r>
         <w:rPr>
-          <w:rFonts w:asciiTheme="majorBidi" w:hAnsiTheme="majorBidi" w:cstheme="majorBidi"/>
+          <w:rFonts w:ascii="Times New Roman" w:hAnsi="Times New Roman" w:cs="Times New Roman"/>
           <w:b/>
           <w:bCs/>
         </w:rPr>
@@ -937,7 +940,7 @@
       </w:r>
       <w:r>
         <w:rPr>
-          <w:rFonts w:asciiTheme="majorBidi" w:hAnsiTheme="majorBidi" w:cstheme="majorBidi"/>
+          <w:rFonts w:ascii="Times New Roman" w:hAnsi="Times New Roman" w:cs="Times New Roman"/>
         </w:rPr>
         <w:t>project administration, data curation, formal analysis, investigation, visualization, writing – original draft, and writing – review &amp; editing</w:t>
       </w:r>
@@ -946,13 +949,13 @@
       <w:pPr>
         <w:pStyle w:val="BodyText"/>
         <w:rPr>
-          <w:rFonts w:asciiTheme="majorBidi" w:hAnsiTheme="majorBidi" w:cstheme="majorBidi"/>
+          <w:rFonts w:ascii="Times New Roman" w:hAnsi="Times New Roman" w:cs="Times New Roman"/>
           <w:lang w:val="en-GB"/>
         </w:rPr>
       </w:pPr>
       <w:r>
         <w:rPr>
-          <w:rFonts w:asciiTheme="majorBidi" w:hAnsiTheme="majorBidi" w:cstheme="majorBidi"/>
+          <w:rFonts w:ascii="Times New Roman" w:hAnsi="Times New Roman" w:cs="Times New Roman"/>
           <w:lang w:val="en-GB"/>
         </w:rPr>
         <w:lastRenderedPageBreak/>
@@ -963,12 +966,12 @@
       <w:pPr>
         <w:pStyle w:val="BodyText"/>
         <w:rPr>
-          <w:rFonts w:asciiTheme="majorBidi" w:hAnsiTheme="majorBidi" w:cstheme="majorBidi"/>
-        </w:rPr>
-      </w:pPr>
-      <w:r>
-        <w:rPr>
-          <w:rFonts w:asciiTheme="majorBidi" w:hAnsiTheme="majorBidi" w:cstheme="majorBidi"/>
+          <w:rFonts w:ascii="Times New Roman" w:hAnsi="Times New Roman" w:cs="Times New Roman"/>
+        </w:rPr>
+      </w:pPr>
+      <w:r>
+        <w:rPr>
+          <w:rFonts w:ascii="Times New Roman" w:hAnsi="Times New Roman" w:cs="Times New Roman"/>
         </w:rPr>
         <w:t xml:space="preserve">The authors have no conflict of interest to disclose. </w:t>
       </w:r>
@@ -977,12 +980,12 @@
       <w:pPr>
         <w:pStyle w:val="BodyText"/>
         <w:rPr>
-          <w:rFonts w:asciiTheme="majorBidi" w:hAnsiTheme="majorBidi" w:cstheme="majorBidi"/>
-        </w:rPr>
-      </w:pPr>
-      <w:r>
-        <w:rPr>
-          <w:rFonts w:asciiTheme="majorBidi" w:hAnsiTheme="majorBidi" w:cstheme="majorBidi"/>
+          <w:rFonts w:ascii="Times New Roman" w:hAnsi="Times New Roman" w:cs="Times New Roman"/>
+        </w:rPr>
+      </w:pPr>
+      <w:r>
+        <w:rPr>
+          <w:rFonts w:ascii="Times New Roman" w:hAnsi="Times New Roman" w:cs="Times New Roman"/>
         </w:rPr>
         <w:t xml:space="preserve">Correspondence concerning this article should be addressed to Ana Neves, School of Psychology, University of Sussex, Brighton BN1 9RH, UK, Email: </w:t>
       </w:r>
@@ -990,7 +993,7 @@
         <w:r>
           <w:rPr>
             <w:rStyle w:val="Hyperlink"/>
-            <w:rFonts w:asciiTheme="majorBidi" w:hAnsiTheme="majorBidi" w:cstheme="majorBidi"/>
+            <w:rFonts w:ascii="Times New Roman" w:hAnsi="Times New Roman" w:cs="Times New Roman"/>
           </w:rPr>
           <w:t>A.Neves@sussex.ac.uk</w:t>
         </w:r>
@@ -999,6 +1002,9 @@
     <w:p>
       <w:pPr>
         <w:pStyle w:val="BodyText"/>
+        <w:rPr>
+          <w:rFonts w:ascii="Times New Roman" w:hAnsi="Times New Roman" w:cs="Times New Roman"/>
+        </w:rPr>
       </w:pPr>
     </w:p>
     <w:p>
@@ -1006,12 +1012,14 @@
         <w:spacing w:after="0" w:line="480" w:lineRule="auto"/>
         <w:jc w:val="center"/>
         <w:rPr>
+          <w:rFonts w:ascii="Times New Roman" w:hAnsi="Times New Roman" w:cs="Times New Roman"/>
           <w:b/>
           <w:bCs/>
         </w:rPr>
       </w:pPr>
       <w:r>
         <w:rPr>
+          <w:rFonts w:ascii="Times New Roman" w:hAnsi="Times New Roman" w:cs="Times New Roman"/>
           <w:b/>
           <w:bCs/>
         </w:rPr>
@@ -1021,8 +1029,14 @@
     <w:p>
       <w:pPr>
         <w:spacing w:after="0" w:line="480" w:lineRule="auto"/>
-      </w:pPr>
-      <w:r>
+        <w:rPr>
+          <w:rFonts w:ascii="Times New Roman" w:hAnsi="Times New Roman" w:cs="Times New Roman"/>
+        </w:rPr>
+      </w:pPr>
+      <w:r>
+        <w:rPr>
+          <w:rFonts w:ascii="Times New Roman" w:hAnsi="Times New Roman" w:cs="Times New Roman"/>
+        </w:rPr>
         <w:t>This project involved a mega-analysis of secondary, pre-existing, open-access datasets; no new data collection took place, and ethical approval was therefore not required for this study.</w:t>
       </w:r>
     </w:p>
@@ -1031,12 +1045,14 @@
         <w:spacing w:after="0" w:line="480" w:lineRule="auto"/>
         <w:jc w:val="center"/>
         <w:rPr>
+          <w:rFonts w:ascii="Times New Roman" w:hAnsi="Times New Roman" w:cs="Times New Roman"/>
           <w:b/>
           <w:bCs/>
         </w:rPr>
       </w:pPr>
       <w:r>
         <w:rPr>
+          <w:rFonts w:ascii="Times New Roman" w:hAnsi="Times New Roman" w:cs="Times New Roman"/>
           <w:b/>
           <w:bCs/>
         </w:rPr>
@@ -1046,8 +1062,14 @@
     <w:p>
       <w:pPr>
         <w:spacing w:after="0" w:line="480" w:lineRule="auto"/>
-      </w:pPr>
-      <w:r>
+        <w:rPr>
+          <w:rFonts w:ascii="Times New Roman" w:hAnsi="Times New Roman" w:cs="Times New Roman"/>
+        </w:rPr>
+      </w:pPr>
+      <w:r>
+        <w:rPr>
+          <w:rFonts w:ascii="Times New Roman" w:hAnsi="Times New Roman" w:cs="Times New Roman"/>
+        </w:rPr>
         <w:t xml:space="preserve">Not applicable. </w:t>
       </w:r>
     </w:p>
@@ -1056,12 +1078,14 @@
         <w:spacing w:after="0" w:line="480" w:lineRule="auto"/>
         <w:jc w:val="center"/>
         <w:rPr>
+          <w:rFonts w:ascii="Times New Roman" w:hAnsi="Times New Roman" w:cs="Times New Roman"/>
           <w:b/>
           <w:bCs/>
         </w:rPr>
       </w:pPr>
       <w:r>
         <w:rPr>
+          <w:rFonts w:ascii="Times New Roman" w:hAnsi="Times New Roman" w:cs="Times New Roman"/>
           <w:b/>
           <w:bCs/>
         </w:rPr>
@@ -1071,8 +1095,14 @@
     <w:p>
       <w:pPr>
         <w:spacing w:after="0" w:line="480" w:lineRule="auto"/>
-      </w:pPr>
-      <w:r>
+        <w:rPr>
+          <w:rFonts w:ascii="Times New Roman" w:hAnsi="Times New Roman" w:cs="Times New Roman"/>
+        </w:rPr>
+      </w:pPr>
+      <w:r>
+        <w:rPr>
+          <w:rFonts w:ascii="Times New Roman" w:hAnsi="Times New Roman" w:cs="Times New Roman"/>
+        </w:rPr>
         <w:t>Not applicable. This manuscript reports only aggregate statistical results and does not include individual-level data, images, or identifiable information about any participant.</w:t>
       </w:r>
     </w:p>
@@ -1081,12 +1111,14 @@
         <w:spacing w:after="0" w:line="480" w:lineRule="auto"/>
         <w:jc w:val="center"/>
         <w:rPr>
+          <w:rFonts w:ascii="Times New Roman" w:hAnsi="Times New Roman" w:cs="Times New Roman"/>
           <w:b/>
           <w:bCs/>
         </w:rPr>
       </w:pPr>
       <w:r>
         <w:rPr>
+          <w:rFonts w:ascii="Times New Roman" w:hAnsi="Times New Roman" w:cs="Times New Roman"/>
           <w:b/>
           <w:bCs/>
         </w:rPr>
@@ -1096,8 +1128,14 @@
     <w:p>
       <w:pPr>
         <w:spacing w:after="0" w:line="480" w:lineRule="auto"/>
-      </w:pPr>
-      <w:r>
+        <w:rPr>
+          <w:rFonts w:ascii="Times New Roman" w:hAnsi="Times New Roman" w:cs="Times New Roman"/>
+        </w:rPr>
+      </w:pPr>
+      <w:r>
+        <w:rPr>
+          <w:rFonts w:ascii="Times New Roman" w:hAnsi="Times New Roman" w:cs="Times New Roman"/>
+        </w:rPr>
         <w:t>The authors declared no potential conflicts of interest with respect to the research, authorship, and/or publication of this article.</w:t>
       </w:r>
     </w:p>
@@ -1106,12 +1144,14 @@
         <w:spacing w:after="0" w:line="480" w:lineRule="auto"/>
         <w:jc w:val="center"/>
         <w:rPr>
+          <w:rFonts w:ascii="Times New Roman" w:hAnsi="Times New Roman" w:cs="Times New Roman"/>
           <w:b/>
           <w:bCs/>
         </w:rPr>
       </w:pPr>
       <w:r>
         <w:rPr>
+          <w:rFonts w:ascii="Times New Roman" w:hAnsi="Times New Roman" w:cs="Times New Roman"/>
           <w:b/>
           <w:bCs/>
         </w:rPr>
@@ -1121,8 +1161,14 @@
     <w:p>
       <w:pPr>
         <w:spacing w:after="0" w:line="480" w:lineRule="auto"/>
-      </w:pPr>
-      <w:r>
+        <w:rPr>
+          <w:rFonts w:ascii="Times New Roman" w:hAnsi="Times New Roman" w:cs="Times New Roman"/>
+        </w:rPr>
+      </w:pPr>
+      <w:r>
+        <w:rPr>
+          <w:rFonts w:ascii="Times New Roman" w:hAnsi="Times New Roman" w:cs="Times New Roman"/>
+        </w:rPr>
         <w:t>The authors received no financial support for the research, authorship, and/or publication of this article.</w:t>
       </w:r>
     </w:p>
@@ -1131,12 +1177,14 @@
         <w:spacing w:after="0" w:line="480" w:lineRule="auto"/>
         <w:jc w:val="center"/>
         <w:rPr>
+          <w:rFonts w:ascii="Times New Roman" w:hAnsi="Times New Roman" w:cs="Times New Roman"/>
           <w:b/>
           <w:bCs/>
         </w:rPr>
       </w:pPr>
       <w:r>
         <w:rPr>
+          <w:rFonts w:ascii="Times New Roman" w:hAnsi="Times New Roman" w:cs="Times New Roman"/>
           <w:b/>
           <w:bCs/>
         </w:rPr>
@@ -1148,11 +1196,12 @@
         <w:pStyle w:val="BodyText"/>
         <w:ind w:firstLine="0"/>
         <w:rPr>
-          <w:rFonts w:asciiTheme="majorBidi" w:hAnsiTheme="majorBidi" w:cstheme="majorBidi"/>
-        </w:rPr>
-      </w:pPr>
-      <w:r>
-        <w:rPr>
+          <w:rFonts w:ascii="Times New Roman" w:hAnsi="Times New Roman" w:cs="Times New Roman"/>
+        </w:rPr>
+      </w:pPr>
+      <w:r>
+        <w:rPr>
+          <w:rFonts w:ascii="Times New Roman" w:hAnsi="Times New Roman" w:cs="Times New Roman"/>
           <w:lang w:val="en-GB"/>
         </w:rPr>
         <w:t>All materials, data and analysis scripts are openly available at [MASKED FOR REVIEW].</w:t>

--- a/paper/Assessment/Title_Page.docx
+++ b/paper/Assessment/Title_Page.docx
@@ -228,9 +228,6 @@
     <w:p>
       <w:pPr>
         <w:pStyle w:val="BodyText"/>
-        <w:rPr>
-          <w:rFonts w:ascii="Times New Roman" w:hAnsi="Times New Roman" w:cs="Times New Roman"/>
-        </w:rPr>
       </w:pPr>
     </w:p>
     <w:bookmarkEnd w:id="0"/>
@@ -1002,19 +999,13 @@
     <w:p>
       <w:pPr>
         <w:pStyle w:val="BodyText"/>
-        <w:rPr>
-          <w:rFonts w:ascii="Times New Roman" w:hAnsi="Times New Roman" w:cs="Times New Roman"/>
-        </w:rPr>
-      </w:pPr>
-    </w:p>
-    <w:p>
-      <w:pPr>
-        <w:spacing w:after="0" w:line="480" w:lineRule="auto"/>
+        <w:ind w:firstLine="0"/>
         <w:jc w:val="center"/>
         <w:rPr>
           <w:rFonts w:ascii="Times New Roman" w:hAnsi="Times New Roman" w:cs="Times New Roman"/>
           <w:b/>
           <w:bCs/>
+          <w:lang w:val="en-GB"/>
         </w:rPr>
       </w:pPr>
       <w:r>
@@ -1022,28 +1013,22 @@
           <w:rFonts w:ascii="Times New Roman" w:hAnsi="Times New Roman" w:cs="Times New Roman"/>
           <w:b/>
           <w:bCs/>
-        </w:rPr>
-        <w:t>Ethical Considerations</w:t>
-      </w:r>
+          <w:lang w:val="en-GB"/>
+        </w:rPr>
+        <w:t>Statements and declarations</w:t>
+      </w:r>
+    </w:p>
+    <w:p>
+      <w:pPr>
+        <w:pStyle w:val="BodyText"/>
+        <w:rPr>
+          <w:rFonts w:ascii="Times New Roman" w:hAnsi="Times New Roman" w:cs="Times New Roman"/>
+        </w:rPr>
+      </w:pPr>
     </w:p>
     <w:p>
       <w:pPr>
         <w:spacing w:after="0" w:line="480" w:lineRule="auto"/>
-        <w:rPr>
-          <w:rFonts w:ascii="Times New Roman" w:hAnsi="Times New Roman" w:cs="Times New Roman"/>
-        </w:rPr>
-      </w:pPr>
-      <w:r>
-        <w:rPr>
-          <w:rFonts w:ascii="Times New Roman" w:hAnsi="Times New Roman" w:cs="Times New Roman"/>
-        </w:rPr>
-        <w:t>This project involved a mega-analysis of secondary, pre-existing, open-access datasets; no new data collection took place, and ethical approval was therefore not required for this study.</w:t>
-      </w:r>
-    </w:p>
-    <w:p>
-      <w:pPr>
-        <w:spacing w:after="0" w:line="480" w:lineRule="auto"/>
-        <w:jc w:val="center"/>
         <w:rPr>
           <w:rFonts w:ascii="Times New Roman" w:hAnsi="Times New Roman" w:cs="Times New Roman"/>
           <w:b/>
@@ -1056,7 +1041,7 @@
           <w:b/>
           <w:bCs/>
         </w:rPr>
-        <w:t>Consent to Participate</w:t>
+        <w:t>Ethical Considerations</w:t>
       </w:r>
     </w:p>
     <w:p>
@@ -1070,13 +1055,12 @@
         <w:rPr>
           <w:rFonts w:ascii="Times New Roman" w:hAnsi="Times New Roman" w:cs="Times New Roman"/>
         </w:rPr>
-        <w:t xml:space="preserve">Not applicable. </w:t>
+        <w:t>This project involved a mega-analysis of secondary, pre-existing, open-access datasets; no new data collection took place, and ethical approval was therefore not required for this study.</w:t>
       </w:r>
     </w:p>
     <w:p>
       <w:pPr>
         <w:spacing w:after="0" w:line="480" w:lineRule="auto"/>
-        <w:jc w:val="center"/>
         <w:rPr>
           <w:rFonts w:ascii="Times New Roman" w:hAnsi="Times New Roman" w:cs="Times New Roman"/>
           <w:b/>
@@ -1089,7 +1073,7 @@
           <w:b/>
           <w:bCs/>
         </w:rPr>
-        <w:t>Consent for Publication</w:t>
+        <w:t>Consent to Participate</w:t>
       </w:r>
     </w:p>
     <w:p>
@@ -1103,13 +1087,12 @@
         <w:rPr>
           <w:rFonts w:ascii="Times New Roman" w:hAnsi="Times New Roman" w:cs="Times New Roman"/>
         </w:rPr>
-        <w:t>Not applicable. This manuscript reports only aggregate statistical results and does not include individual-level data, images, or identifiable information about any participant.</w:t>
+        <w:t xml:space="preserve">Not applicable. </w:t>
       </w:r>
     </w:p>
     <w:p>
       <w:pPr>
         <w:spacing w:after="0" w:line="480" w:lineRule="auto"/>
-        <w:jc w:val="center"/>
         <w:rPr>
           <w:rFonts w:ascii="Times New Roman" w:hAnsi="Times New Roman" w:cs="Times New Roman"/>
           <w:b/>
@@ -1122,7 +1105,7 @@
           <w:b/>
           <w:bCs/>
         </w:rPr>
-        <w:t>Declaration of Conflicting Interests</w:t>
+        <w:t>Consent for Publication</w:t>
       </w:r>
     </w:p>
     <w:p>
@@ -1136,13 +1119,12 @@
         <w:rPr>
           <w:rFonts w:ascii="Times New Roman" w:hAnsi="Times New Roman" w:cs="Times New Roman"/>
         </w:rPr>
-        <w:t>The authors declared no potential conflicts of interest with respect to the research, authorship, and/or publication of this article.</w:t>
+        <w:t xml:space="preserve">Not applicable. </w:t>
       </w:r>
     </w:p>
     <w:p>
       <w:pPr>
         <w:spacing w:after="0" w:line="480" w:lineRule="auto"/>
-        <w:jc w:val="center"/>
         <w:rPr>
           <w:rFonts w:ascii="Times New Roman" w:hAnsi="Times New Roman" w:cs="Times New Roman"/>
           <w:b/>
@@ -1155,7 +1137,7 @@
           <w:b/>
           <w:bCs/>
         </w:rPr>
-        <w:t>Funding</w:t>
+        <w:t>Declaration of Conflicting Interests</w:t>
       </w:r>
     </w:p>
     <w:p>
@@ -1169,13 +1151,12 @@
         <w:rPr>
           <w:rFonts w:ascii="Times New Roman" w:hAnsi="Times New Roman" w:cs="Times New Roman"/>
         </w:rPr>
-        <w:t>The authors received no financial support for the research, authorship, and/or publication of this article.</w:t>
+        <w:t>The author(s) declared no potential conflicts of interest with respect to the research, authorship, and/or publication of this article</w:t>
       </w:r>
     </w:p>
     <w:p>
       <w:pPr>
         <w:spacing w:after="0" w:line="480" w:lineRule="auto"/>
-        <w:jc w:val="center"/>
         <w:rPr>
           <w:rFonts w:ascii="Times New Roman" w:hAnsi="Times New Roman" w:cs="Times New Roman"/>
           <w:b/>
@@ -1188,6 +1169,38 @@
           <w:b/>
           <w:bCs/>
         </w:rPr>
+        <w:t>Funding</w:t>
+      </w:r>
+    </w:p>
+    <w:p>
+      <w:pPr>
+        <w:spacing w:after="0" w:line="480" w:lineRule="auto"/>
+        <w:rPr>
+          <w:rFonts w:ascii="Times New Roman" w:hAnsi="Times New Roman" w:cs="Times New Roman"/>
+        </w:rPr>
+      </w:pPr>
+      <w:r>
+        <w:rPr>
+          <w:rFonts w:ascii="Times New Roman" w:hAnsi="Times New Roman" w:cs="Times New Roman"/>
+        </w:rPr>
+        <w:t>The author(s) received no financial support for the research, authorship, and/or publication of this article.</w:t>
+      </w:r>
+    </w:p>
+    <w:p>
+      <w:pPr>
+        <w:spacing w:after="0" w:line="480" w:lineRule="auto"/>
+        <w:rPr>
+          <w:rFonts w:ascii="Times New Roman" w:hAnsi="Times New Roman" w:cs="Times New Roman"/>
+          <w:b/>
+          <w:bCs/>
+        </w:rPr>
+      </w:pPr>
+      <w:r>
+        <w:rPr>
+          <w:rFonts w:ascii="Times New Roman" w:hAnsi="Times New Roman" w:cs="Times New Roman"/>
+          <w:b/>
+          <w:bCs/>
+        </w:rPr>
         <w:t>Data Availability Statement</w:t>
       </w:r>
     </w:p>
@@ -1204,7 +1217,24 @@
           <w:rFonts w:ascii="Times New Roman" w:hAnsi="Times New Roman" w:cs="Times New Roman"/>
           <w:lang w:val="en-GB"/>
         </w:rPr>
-        <w:t>All materials, data and analysis scripts are openly available at [MASKED FOR REVIEW].</w:t>
+        <w:t xml:space="preserve">All materials, data and analysis scripts are openly available at </w:t>
+      </w:r>
+      <w:hyperlink r:id="rId15" w:history="1">
+        <w:r>
+          <w:rPr>
+            <w:rStyle w:val="Hyperlink"/>
+            <w:rFonts w:ascii="Times New Roman" w:hAnsi="Times New Roman" w:cs="Times New Roman"/>
+            <w:lang w:val="en-GB"/>
+          </w:rPr>
+          <w:t>http://github.com/RealityBending/InteroceptionIAS</w:t>
+        </w:r>
+      </w:hyperlink>
+      <w:r>
+        <w:rPr>
+          <w:rFonts w:ascii="Times New Roman" w:hAnsi="Times New Roman" w:cs="Times New Roman"/>
+          <w:lang w:val="en-GB"/>
+        </w:rPr>
+        <w:t xml:space="preserve"> </w:t>
       </w:r>
     </w:p>
     <w:sectPr>
@@ -1871,7 +1901,6 @@
   <w:style w:type="character" w:default="1" w:styleId="DefaultParagraphFont">
     <w:name w:val="Default Paragraph Font"/>
     <w:uiPriority w:val="1"/>
-    <w:semiHidden/>
     <w:unhideWhenUsed/>
   </w:style>
   <w:style w:type="table" w:default="1" w:styleId="TableNormal">
@@ -2319,6 +2348,18 @@
       <w:wordWrap w:val="0"/>
       <w:spacing w:after="0" w:line="240" w:lineRule="auto"/>
     </w:pPr>
+  </w:style>
+  <w:style w:type="character" w:styleId="UnresolvedMention">
+    <w:name w:val="Unresolved Mention"/>
+    <w:basedOn w:val="DefaultParagraphFont"/>
+    <w:uiPriority w:val="99"/>
+    <w:semiHidden/>
+    <w:unhideWhenUsed/>
+    <w:rsid w:val="002D186C"/>
+    <w:rPr>
+      <w:color w:val="605E5C"/>
+      <w:shd w:val="clear" w:color="auto" w:fill="E1DFDD"/>
+    </w:rPr>
   </w:style>
 </w:styles>
 </file>

--- a/paper/Assessment/Title_Page.docx
+++ b/paper/Assessment/Title_Page.docx
@@ -1020,26 +1020,18 @@
     </w:p>
     <w:p>
       <w:pPr>
-        <w:pStyle w:val="BodyText"/>
-        <w:rPr>
-          <w:rFonts w:ascii="Times New Roman" w:hAnsi="Times New Roman" w:cs="Times New Roman"/>
-        </w:rPr>
-      </w:pPr>
-    </w:p>
-    <w:p>
-      <w:pPr>
         <w:spacing w:after="0" w:line="480" w:lineRule="auto"/>
         <w:rPr>
           <w:rFonts w:ascii="Times New Roman" w:hAnsi="Times New Roman" w:cs="Times New Roman"/>
-          <w:b/>
-          <w:bCs/>
-        </w:rPr>
-      </w:pPr>
-      <w:r>
-        <w:rPr>
-          <w:rFonts w:ascii="Times New Roman" w:hAnsi="Times New Roman" w:cs="Times New Roman"/>
-          <w:b/>
-          <w:bCs/>
+          <w:i/>
+          <w:iCs/>
+        </w:rPr>
+      </w:pPr>
+      <w:r>
+        <w:rPr>
+          <w:rFonts w:ascii="Times New Roman" w:hAnsi="Times New Roman" w:cs="Times New Roman"/>
+          <w:i/>
+          <w:iCs/>
         </w:rPr>
         <w:t>Ethical Considerations</w:t>
       </w:r>
@@ -1063,15 +1055,15 @@
         <w:spacing w:after="0" w:line="480" w:lineRule="auto"/>
         <w:rPr>
           <w:rFonts w:ascii="Times New Roman" w:hAnsi="Times New Roman" w:cs="Times New Roman"/>
-          <w:b/>
-          <w:bCs/>
-        </w:rPr>
-      </w:pPr>
-      <w:r>
-        <w:rPr>
-          <w:rFonts w:ascii="Times New Roman" w:hAnsi="Times New Roman" w:cs="Times New Roman"/>
-          <w:b/>
-          <w:bCs/>
+          <w:i/>
+          <w:iCs/>
+        </w:rPr>
+      </w:pPr>
+      <w:r>
+        <w:rPr>
+          <w:rFonts w:ascii="Times New Roman" w:hAnsi="Times New Roman" w:cs="Times New Roman"/>
+          <w:i/>
+          <w:iCs/>
         </w:rPr>
         <w:t>Consent to Participate</w:t>
       </w:r>
@@ -1095,15 +1087,15 @@
         <w:spacing w:after="0" w:line="480" w:lineRule="auto"/>
         <w:rPr>
           <w:rFonts w:ascii="Times New Roman" w:hAnsi="Times New Roman" w:cs="Times New Roman"/>
-          <w:b/>
-          <w:bCs/>
-        </w:rPr>
-      </w:pPr>
-      <w:r>
-        <w:rPr>
-          <w:rFonts w:ascii="Times New Roman" w:hAnsi="Times New Roman" w:cs="Times New Roman"/>
-          <w:b/>
-          <w:bCs/>
+          <w:i/>
+          <w:iCs/>
+        </w:rPr>
+      </w:pPr>
+      <w:r>
+        <w:rPr>
+          <w:rFonts w:ascii="Times New Roman" w:hAnsi="Times New Roman" w:cs="Times New Roman"/>
+          <w:i/>
+          <w:iCs/>
         </w:rPr>
         <w:t>Consent for Publication</w:t>
       </w:r>
@@ -1127,15 +1119,15 @@
         <w:spacing w:after="0" w:line="480" w:lineRule="auto"/>
         <w:rPr>
           <w:rFonts w:ascii="Times New Roman" w:hAnsi="Times New Roman" w:cs="Times New Roman"/>
-          <w:b/>
-          <w:bCs/>
-        </w:rPr>
-      </w:pPr>
-      <w:r>
-        <w:rPr>
-          <w:rFonts w:ascii="Times New Roman" w:hAnsi="Times New Roman" w:cs="Times New Roman"/>
-          <w:b/>
-          <w:bCs/>
+          <w:i/>
+          <w:iCs/>
+        </w:rPr>
+      </w:pPr>
+      <w:r>
+        <w:rPr>
+          <w:rFonts w:ascii="Times New Roman" w:hAnsi="Times New Roman" w:cs="Times New Roman"/>
+          <w:i/>
+          <w:iCs/>
         </w:rPr>
         <w:t>Declaration of Conflicting Interests</w:t>
       </w:r>
@@ -1159,15 +1151,15 @@
         <w:spacing w:after="0" w:line="480" w:lineRule="auto"/>
         <w:rPr>
           <w:rFonts w:ascii="Times New Roman" w:hAnsi="Times New Roman" w:cs="Times New Roman"/>
-          <w:b/>
-          <w:bCs/>
-        </w:rPr>
-      </w:pPr>
-      <w:r>
-        <w:rPr>
-          <w:rFonts w:ascii="Times New Roman" w:hAnsi="Times New Roman" w:cs="Times New Roman"/>
-          <w:b/>
-          <w:bCs/>
+          <w:i/>
+          <w:iCs/>
+        </w:rPr>
+      </w:pPr>
+      <w:r>
+        <w:rPr>
+          <w:rFonts w:ascii="Times New Roman" w:hAnsi="Times New Roman" w:cs="Times New Roman"/>
+          <w:i/>
+          <w:iCs/>
         </w:rPr>
         <w:t>Funding</w:t>
       </w:r>
@@ -1191,15 +1183,15 @@
         <w:spacing w:after="0" w:line="480" w:lineRule="auto"/>
         <w:rPr>
           <w:rFonts w:ascii="Times New Roman" w:hAnsi="Times New Roman" w:cs="Times New Roman"/>
-          <w:b/>
-          <w:bCs/>
-        </w:rPr>
-      </w:pPr>
-      <w:r>
-        <w:rPr>
-          <w:rFonts w:ascii="Times New Roman" w:hAnsi="Times New Roman" w:cs="Times New Roman"/>
-          <w:b/>
-          <w:bCs/>
+          <w:i/>
+          <w:iCs/>
+        </w:rPr>
+      </w:pPr>
+      <w:r>
+        <w:rPr>
+          <w:rFonts w:ascii="Times New Roman" w:hAnsi="Times New Roman" w:cs="Times New Roman"/>
+          <w:i/>
+          <w:iCs/>
         </w:rPr>
         <w:t>Data Availability Statement</w:t>
       </w:r>
